--- a/knowledge-factory/products/books/product-design-book/output/livro.docx
+++ b/knowledge-factory/products/books/product-design-book/output/livro.docx
@@ -13623,81 +13623,6 @@
           <w:color w:val="E0E0E0"/>
           <w:sz w:val="18"/>
         </w:rPr>
-        <w:t>interface WireframeChangelog {</w:t>
-        <w:br/>
-        <w:t xml:space="preserve">  version: string;</w:t>
-        <w:br/>
-        <w:t xml:space="preserve">  date: string;</w:t>
-        <w:br/>
-        <w:t xml:space="preserve">  author: string;</w:t>
-        <w:br/>
-        <w:t xml:space="preserve">  changes: string[];</w:t>
-        <w:br/>
-        <w:t xml:space="preserve">  reason: string;</w:t>
-        <w:br/>
-        <w:t>}</w:t>
-        <w:br/>
-        <w:br/>
-        <w:t>const changelog: WireframeChangelog[] = [</w:t>
-        <w:br/>
-        <w:t xml:space="preserve">  {</w:t>
-        <w:br/>
-        <w:t xml:space="preserve">    version: '1.0',</w:t>
-        <w:br/>
-        <w:t xml:space="preserve">    date: '2025-06-01',</w:t>
-        <w:br/>
-        <w:t xml:space="preserve">    author: 'Maria Silva',</w:t>
-        <w:br/>
-        <w:t xml:space="preserve">    changes: ['Criação inicial do wireframe'],</w:t>
-        <w:br/>
-        <w:t xml:space="preserve">    reason: 'Primeira versão para alinhamento com PO',</w:t>
-        <w:br/>
-        <w:t xml:space="preserve">  },</w:t>
-        <w:br/>
-        <w:t xml:space="preserve">  {</w:t>
-        <w:br/>
-        <w:t xml:space="preserve">    version: '1.1',</w:t>
-        <w:br/>
-        <w:t xml:space="preserve">    date: '2025-06-03',</w:t>
-        <w:br/>
-        <w:t xml:space="preserve">    author: 'Maria Silva',</w:t>
-        <w:br/>
-        <w:t xml:space="preserve">    changes: [</w:t>
-        <w:br/>
-        <w:t xml:space="preserve">      'Adicionado campo de busca no header',</w:t>
-        <w:br/>
-        <w:t xml:space="preserve">      'Reduzido hero de 800px para 600px',</w:t>
-        <w:br/>
-        <w:t xml:space="preserve">    ],</w:t>
-        <w:br/>
-        <w:t xml:space="preserve">    reason: 'Feedback do PO: buscar é prioridade',</w:t>
-        <w:br/>
-        <w:t xml:space="preserve">  },</w:t>
-        <w:br/>
-        <w:t xml:space="preserve">  {</w:t>
-        <w:br/>
-        <w:t xml:space="preserve">    version: '2.0',</w:t>
-        <w:br/>
-        <w:t xml:space="preserve">    date: '2025-06-10',</w:t>
-        <w:br/>
-        <w:t xml:space="preserve">    author: 'Carlos Lima',</w:t>
-        <w:br/>
-        <w:t xml:space="preserve">    changes: [</w:t>
-        <w:br/>
-        <w:t xml:space="preserve">      'Reestruturado layout para sidebar + content',</w:t>
-        <w:br/>
-        <w:t xml:space="preserve">      'Adicionada seção de relatórios',</w:t>
-        <w:br/>
-        <w:t xml:space="preserve">      'Removido carrossel do hero',</w:t>
-        <w:br/>
-        <w:t xml:space="preserve">    ],</w:t>
-        <w:br/>
-        <w:t xml:space="preserve">    reason: 'Mudança de escopo: nova feature de relatórios',</w:t>
-        <w:br/>
-        <w:t xml:space="preserve">  },</w:t>
-        <w:br/>
-        <w:t>];</w:t>
-        <w:br/>
         <w:br/>
         <w:br/>
         <w:br/>
@@ -16244,51 +16169,6 @@
         <w:br/>
         <w:t>Produtos enterprise geralmente precisam de mais densidade que produtos B2C.</w:t>
         <w:br/>
-      </w:r>
-    </w:p>
-    <w:p>
-      <w:r>
-        <w:t>// B2C — mais espaçado</w:t>
-        <w:br/>
-        <w:t>const consumerTable = {</w:t>
-        <w:br/>
-        <w:t xml:space="preserve">  padding: 16,</w:t>
-        <w:br/>
-        <w:t xml:space="preserve">  fontSize: 14,</w:t>
-        <w:br/>
-        <w:t xml:space="preserve">  rowHeight: 48,</w:t>
-        <w:br/>
-        <w:t>};</w:t>
-      </w:r>
-    </w:p>
-    <w:p>
-      <w:r>
-        <w:t>// Enterprise — mais denso</w:t>
-        <w:br/>
-        <w:t>const enterpriseTable = {</w:t>
-        <w:br/>
-        <w:t xml:space="preserve">  padding: 12,</w:t>
-        <w:br/>
-        <w:t xml:space="preserve">  fontSize: 13,</w:t>
-        <w:br/>
-        <w:t xml:space="preserve">  rowHeight: 40,</w:t>
-        <w:br/>
-        <w:t>};</w:t>
-      </w:r>
-    </w:p>
-    <w:p>
-      <w:r>
-        <w:t>// Tools/dashboard — alta densidade</w:t>
-        <w:br/>
-        <w:t>const denseTable = {</w:t>
-        <w:br/>
-        <w:t xml:space="preserve">  padding: 8,</w:t>
-        <w:br/>
-        <w:t xml:space="preserve">  fontSize: 12,</w:t>
-        <w:br/>
-        <w:t xml:space="preserve">  rowHeight: 32,</w:t>
-        <w:br/>
-        <w:t>};</w:t>
       </w:r>
     </w:p>
     <w:p>
